--- a/docs/good_thinking/good_thinking_20261023.docx
+++ b/docs/good_thinking/good_thinking_20261023.docx
@@ -770,7 +770,7 @@
               <w:spacing w:before="40" w:after="40" w:line="264" w:lineRule="auto"/>
             </w:pPr>
             <w:r>
-              <w:t xml:space="preserve">22 个字段的冗余矩阵</w:t>
+              <w:t xml:space="preserve">69 个字段的冗余矩阵</w:t>
             </w:r>
           </w:p>
         </w:tc>
@@ -1707,7 +1707,7 @@
               <w:spacing w:before="40" w:after="40" w:line="264" w:lineRule="auto"/>
             </w:pPr>
             <w:r>
-              <w:t xml:space="preserve">日间仓位变化与卡尔曼参照规则之比（现在约 6.7，好的接近 1）；信念移动量 ÷ 不确定性下降量；修正—误差回归</w:t>
+              <w:t xml:space="preserve">日间仓位变化与理性仓位规则（凯利式目标仓位）的改动之比（现在约 6.7，好的接近 1）；信念移动量 ÷ 不确定性下降量；修正—误差回归</w:t>
             </w:r>
           </w:p>
         </w:tc>
@@ -1761,7 +1761,7 @@
               <w:spacing w:before="40" w:after="40" w:line="264" w:lineRule="auto"/>
             </w:pPr>
             <w:r>
-              <w:t xml:space="preserve">22 个字段的冗余矩阵；已扫描的 4,000 个会话</w:t>
+              <w:t xml:space="preserve">69 个字段的冗余矩阵；已扫描的 4,000 个会话</w:t>
             </w:r>
           </w:p>
         </w:tc>
